--- a/a7/build/out/u4/A7 4.07  Independent Set Key.docx
+++ b/a7/build/out/u4/A7 4.07  Independent Set Key.docx
@@ -570,7 +570,7 @@
                 <w:color w:val="9E1B32"/>
                 <w:sz w:val="22"/>
               </w:rPr>
-              <w:t>720 joules</w:t>
+              <w:t>720</w:t>
             </w:r>
           </w:p>
           <w:p>
